--- a/por/docx/47.content.docx
+++ b/por/docx/47.content.docx
@@ -19,7 +19,7 @@
         <w:rPr>
           <w:lang w:val="pt_PT" w:bidi="pt_PT"/>
         </w:rPr>
-        <w:t>Resource: Notas de Estudo - Introduções aos Livros (Tyndale)</w:t>
+        <w:t>Resource: Tyndale Open Study Notes</w:t>
       </w:r>
       <w:r>
         <w:rPr>
@@ -112,7 +112,7 @@
         <w:rPr>
           <w:lang w:val="pt_PT" w:bidi="pt_PT"/>
         </w:rPr>
-        <w:t>Notas de Estudo - Introduções aos Livros (Tyndale)</w:t>
+        <w:t>Tyndale Open Study Notes</w:t>
       </w:r>
     </w:p>
     <w:p>

--- a/por/docx/47.content.docx
+++ b/por/docx/47.content.docx
@@ -19,7 +19,7 @@
         <w:rPr>
           <w:lang w:val="pt_PT" w:bidi="pt_PT"/>
         </w:rPr>
-        <w:t>Resource: Tyndale Open Study Notes</w:t>
+        <w:t>Resource: Aquifer Open Study Notes (Book Intros)</w:t>
       </w:r>
       <w:r>
         <w:rPr>
@@ -112,7 +112,7 @@
         <w:rPr>
           <w:lang w:val="pt_PT" w:bidi="pt_PT"/>
         </w:rPr>
-        <w:t>Tyndale Open Study Notes</w:t>
+        <w:t>Aquifer Open Study Notes (Book Intros)</w:t>
       </w:r>
     </w:p>
     <w:p>

--- a/por/docx/47.content.docx
+++ b/por/docx/47.content.docx
@@ -258,108 +258,72 @@
         </w:rPr>
         <w:t xml:space="preserve">O apóstolo Paulo chegou pela primeira vez a Corinto durante sua segunda viagem missionária (veja </w:t>
       </w:r>
-      <w:hyperlink r:id="rId13">
-        <w:r>
-          <w:rPr>
-            <w:lang w:val="pt_PT" w:bidi="pt_PT"/>
-          </w:rPr>
-          <w:rPr>
-            <w:color w:val="0000EE"/>
-            <w:u w:val="single"/>
-          </w:rPr>
-          <w:t>At 18.1–20</w:t>
-        </w:r>
-      </w:hyperlink>
+      <w:r>
+        <w:rPr>
+          <w:lang w:val="pt_PT" w:bidi="pt_PT"/>
+        </w:rPr>
+        <w:t>At 18.1–20</w:t>
+      </w:r>
       <w:r>
         <w:rPr>
           <w:lang w:val="pt_PT" w:bidi="pt_PT"/>
         </w:rPr>
         <w:t xml:space="preserve">). A cidade já era antiga mesmo nos dias de Paulo. Ela havia se desenvolvido em um forte e bem-populoso centro econômico e urbano desde os anos 500 a.C. Sob ocupação e influência romana desde que Júlio César a reestabeleceu em 44 a.C., tornou-se uma cidade de belos edifícios, lojas, teatros e casas. Seu comércio trouxe muita riqueza, e a cidade prosperou. Artesãos fabricavam artefatos de bronze, cerâmica e especialmente as lâmpadas de terracota que eram bem conhecidas em todo o mundo antigo (veja </w:t>
       </w:r>
-      <w:hyperlink r:id="rId14">
-        <w:r>
-          <w:rPr>
-            <w:lang w:val="pt_PT" w:bidi="pt_PT"/>
-          </w:rPr>
-          <w:rPr>
-            <w:color w:val="0000EE"/>
-            <w:u w:val="single"/>
-          </w:rPr>
-          <w:t>2Co 4.7</w:t>
-        </w:r>
-      </w:hyperlink>
+      <w:r>
+        <w:rPr>
+          <w:lang w:val="pt_PT" w:bidi="pt_PT"/>
+        </w:rPr>
+        <w:t>2Co 4.7</w:t>
+      </w:r>
       <w:r>
         <w:rPr>
           <w:lang w:val="pt_PT" w:bidi="pt_PT"/>
         </w:rPr>
         <w:t xml:space="preserve">). A agricultura também foi fundamental para a prosperidade de Corinto (veja </w:t>
       </w:r>
-      <w:hyperlink r:id="rId15">
-        <w:r>
-          <w:rPr>
-            <w:lang w:val="pt_PT" w:bidi="pt_PT"/>
-          </w:rPr>
-          <w:rPr>
-            <w:color w:val="0000EE"/>
-            <w:u w:val="single"/>
-          </w:rPr>
-          <w:t>9.6–10</w:t>
-        </w:r>
-      </w:hyperlink>
+      <w:r>
+        <w:rPr>
+          <w:lang w:val="pt_PT" w:bidi="pt_PT"/>
+        </w:rPr>
+        <w:t>9.6–10</w:t>
+      </w:r>
       <w:r>
         <w:rPr>
           <w:lang w:val="pt_PT" w:bidi="pt_PT"/>
         </w:rPr>
         <w:t xml:space="preserve">; </w:t>
       </w:r>
-      <w:hyperlink r:id="rId16">
-        <w:r>
-          <w:rPr>
-            <w:lang w:val="pt_PT" w:bidi="pt_PT"/>
-          </w:rPr>
-          <w:rPr>
-            <w:color w:val="0000EE"/>
-            <w:u w:val="single"/>
-          </w:rPr>
-          <w:t>1Co 3.6–9</w:t>
-        </w:r>
-      </w:hyperlink>
+      <w:r>
+        <w:rPr>
+          <w:lang w:val="pt_PT" w:bidi="pt_PT"/>
+        </w:rPr>
+        <w:t>1Co 3.6–9</w:t>
+      </w:r>
       <w:r>
         <w:rPr>
           <w:lang w:val="pt_PT" w:bidi="pt_PT"/>
         </w:rPr>
         <w:t xml:space="preserve">; </w:t>
       </w:r>
-      <w:hyperlink r:id="rId17">
-        <w:r>
-          <w:rPr>
-            <w:lang w:val="pt_PT" w:bidi="pt_PT"/>
-          </w:rPr>
-          <w:rPr>
-            <w:color w:val="0000EE"/>
-            <w:u w:val="single"/>
-          </w:rPr>
-          <w:t>9.7</w:t>
-        </w:r>
-      </w:hyperlink>
+      <w:r>
+        <w:rPr>
+          <w:lang w:val="pt_PT" w:bidi="pt_PT"/>
+        </w:rPr>
+        <w:t>9.7</w:t>
+      </w:r>
       <w:r>
         <w:rPr>
           <w:lang w:val="pt_PT" w:bidi="pt_PT"/>
         </w:rPr>
         <w:t xml:space="preserve">, </w:t>
       </w:r>
-      <w:hyperlink r:id="rId18">
-        <w:r>
-          <w:rPr>
-            <w:lang w:val="pt_PT" w:bidi="pt_PT"/>
-          </w:rPr>
-          <w:rPr>
-            <w:color w:val="0000EE"/>
-            <w:u w:val="single"/>
-          </w:rPr>
-          <w:t>10</w:t>
-        </w:r>
-      </w:hyperlink>
+      <w:r>
+        <w:rPr>
+          <w:lang w:val="pt_PT" w:bidi="pt_PT"/>
+        </w:rPr>
+        <w:t>10</w:t>
+      </w:r>
       <w:r>
         <w:rPr>
           <w:lang w:val="pt_PT" w:bidi="pt_PT"/>
@@ -380,18 +344,12 @@
         </w:rPr>
         <w:t xml:space="preserve">A vida religiosa de Corinto está bem documentada em escritos contemporâneos. A deusa grega Afrodite (que os romanos chamavam de Vênus) — a deusa da vida, beleza e paixão — era uma divindade popular. Estrabão menciona seu vasto templo em uma colina acima da cidade como um centro de prostituição, e o clima moral de Corinto era notoriamente degradado. Os estudiosos agora são cautelosos quanto a essa opinião, já que a rivalidade política entre Corinto e a vizinha Atenas pode ter motivado os comentários depreciativos de Estrabão sobre Corinto. No entanto, sabemos que Paulo escreveu </w:t>
       </w:r>
-      <w:hyperlink r:id="rId19">
-        <w:r>
-          <w:rPr>
-            <w:lang w:val="pt_PT" w:bidi="pt_PT"/>
-          </w:rPr>
-          <w:rPr>
-            <w:color w:val="0000EE"/>
-            <w:u w:val="single"/>
-          </w:rPr>
-          <w:t>Rm 1.18–32</w:t>
-        </w:r>
-      </w:hyperlink>
+      <w:r>
+        <w:rPr>
+          <w:lang w:val="pt_PT" w:bidi="pt_PT"/>
+        </w:rPr>
+        <w:t>Rm 1.18–32</w:t>
+      </w:r>
       <w:r>
         <w:rPr>
           <w:lang w:val="pt_PT" w:bidi="pt_PT"/>
@@ -410,54 +368,36 @@
         </w:rPr>
         <w:t xml:space="preserve">; cp. </w:t>
       </w:r>
-      <w:hyperlink r:id="rId20">
-        <w:r>
-          <w:rPr>
-            <w:lang w:val="pt_PT" w:bidi="pt_PT"/>
-          </w:rPr>
-          <w:rPr>
-            <w:color w:val="0000EE"/>
-            <w:u w:val="single"/>
-          </w:rPr>
-          <w:t>At 20.2–3</w:t>
-        </w:r>
-      </w:hyperlink>
+      <w:r>
+        <w:rPr>
+          <w:lang w:val="pt_PT" w:bidi="pt_PT"/>
+        </w:rPr>
+        <w:t>At 20.2–3</w:t>
+      </w:r>
       <w:r>
         <w:rPr>
           <w:lang w:val="pt_PT" w:bidi="pt_PT"/>
         </w:rPr>
         <w:t xml:space="preserve">), e 2 Coríntios reflete inegavelmente sua consciência de sérios problemas morais lá (veja </w:t>
       </w:r>
-      <w:hyperlink r:id="rId21">
-        <w:r>
-          <w:rPr>
-            <w:lang w:val="pt_PT" w:bidi="pt_PT"/>
-          </w:rPr>
-          <w:rPr>
-            <w:color w:val="0000EE"/>
-            <w:u w:val="single"/>
-          </w:rPr>
-          <w:t>2Co 6.14–17</w:t>
-        </w:r>
-      </w:hyperlink>
+      <w:r>
+        <w:rPr>
+          <w:lang w:val="pt_PT" w:bidi="pt_PT"/>
+        </w:rPr>
+        <w:t>2Co 6.14–17</w:t>
+      </w:r>
       <w:r>
         <w:rPr>
           <w:lang w:val="pt_PT" w:bidi="pt_PT"/>
         </w:rPr>
         <w:t xml:space="preserve">; </w:t>
       </w:r>
-      <w:hyperlink r:id="rId22">
-        <w:r>
-          <w:rPr>
-            <w:lang w:val="pt_PT" w:bidi="pt_PT"/>
-          </w:rPr>
-          <w:rPr>
-            <w:color w:val="0000EE"/>
-            <w:u w:val="single"/>
-          </w:rPr>
-          <w:t>12.19–21</w:t>
-        </w:r>
-      </w:hyperlink>
+      <w:r>
+        <w:rPr>
+          <w:lang w:val="pt_PT" w:bidi="pt_PT"/>
+        </w:rPr>
+        <w:t>12.19–21</w:t>
+      </w:r>
       <w:r>
         <w:rPr>
           <w:lang w:val="pt_PT" w:bidi="pt_PT"/>
@@ -478,72 +418,48 @@
         </w:rPr>
         <w:t>Nesta cidade, Paulo trouxe a mensagem de Cristo. Pela graça de Deus e pelo ministério de seu servo, uma comunidade de crentes foi estabelecida, e a igreja nascente cresceu. Os convertidos de Paulo, que ele considerava como seus filhos (</w:t>
       </w:r>
-      <w:hyperlink r:id="rId23">
-        <w:r>
-          <w:rPr>
-            <w:lang w:val="pt_PT" w:bidi="pt_PT"/>
-          </w:rPr>
-          <w:rPr>
-            <w:color w:val="0000EE"/>
-            <w:u w:val="single"/>
-          </w:rPr>
-          <w:t>6.13</w:t>
-        </w:r>
-      </w:hyperlink>
+      <w:r>
+        <w:rPr>
+          <w:lang w:val="pt_PT" w:bidi="pt_PT"/>
+        </w:rPr>
+        <w:t>6.13</w:t>
+      </w:r>
       <w:r>
         <w:rPr>
           <w:lang w:val="pt_PT" w:bidi="pt_PT"/>
         </w:rPr>
         <w:t xml:space="preserve">; </w:t>
       </w:r>
-      <w:hyperlink r:id="rId24">
-        <w:r>
-          <w:rPr>
-            <w:lang w:val="pt_PT" w:bidi="pt_PT"/>
-          </w:rPr>
-          <w:rPr>
-            <w:color w:val="0000EE"/>
-            <w:u w:val="single"/>
-          </w:rPr>
-          <w:t>12.14</w:t>
-        </w:r>
-      </w:hyperlink>
+      <w:r>
+        <w:rPr>
+          <w:lang w:val="pt_PT" w:bidi="pt_PT"/>
+        </w:rPr>
+        <w:t>12.14</w:t>
+      </w:r>
       <w:r>
         <w:rPr>
           <w:lang w:val="pt_PT" w:bidi="pt_PT"/>
         </w:rPr>
         <w:t xml:space="preserve">; </w:t>
       </w:r>
-      <w:hyperlink r:id="rId25">
-        <w:r>
-          <w:rPr>
-            <w:lang w:val="pt_PT" w:bidi="pt_PT"/>
-          </w:rPr>
-          <w:rPr>
-            <w:color w:val="0000EE"/>
-            <w:u w:val="single"/>
-          </w:rPr>
-          <w:t>1Co 4.15</w:t>
-        </w:r>
-      </w:hyperlink>
+      <w:r>
+        <w:rPr>
+          <w:lang w:val="pt_PT" w:bidi="pt_PT"/>
+        </w:rPr>
+        <w:t>1Co 4.15</w:t>
+      </w:r>
       <w:r>
         <w:rPr>
           <w:lang w:val="pt_PT" w:bidi="pt_PT"/>
         </w:rPr>
         <w:t xml:space="preserve">), eram um grupo misto, representando um corte transversal da sociedade cosmopolita nesta cidade famosa por suas pretensões de sabedoria e retórica, sua cultura popular, seu comércio, seus dois portos e seu amor pela vida. No clímax de sua lista de provações em </w:t>
       </w:r>
-      <w:hyperlink r:id="rId26">
-        <w:r>
-          <w:rPr>
-            <w:lang w:val="pt_PT" w:bidi="pt_PT"/>
-          </w:rPr>
-          <w:rPr>
-            <w:color w:val="0000EE"/>
-            <w:u w:val="single"/>
-          </w:rPr>
-          <w:t>2 Coríntios 11.23–28</w:t>
-        </w:r>
-      </w:hyperlink>
+      <w:r>
+        <w:rPr>
+          <w:lang w:val="pt_PT" w:bidi="pt_PT"/>
+        </w:rPr>
+        <w:t>2 Coríntios 11.23–28</w:t>
+      </w:r>
       <w:r>
         <w:rPr>
           <w:lang w:val="pt_PT" w:bidi="pt_PT"/>
@@ -575,126 +491,84 @@
         </w:rPr>
         <w:t>Esta carta surge devido aos desafios à autoridade apostólica de Paulo e à infiltração de falsos mestres. Assim, na primeira metade de 2 Coríntios (</w:t>
       </w:r>
-      <w:hyperlink r:id="rId27">
-        <w:r>
-          <w:rPr>
-            <w:lang w:val="pt_PT" w:bidi="pt_PT"/>
-          </w:rPr>
-          <w:rPr>
-            <w:color w:val="0000EE"/>
-            <w:u w:val="single"/>
-          </w:rPr>
-          <w:t>caps. 1–6</w:t>
-        </w:r>
-      </w:hyperlink>
+      <w:r>
+        <w:rPr>
+          <w:lang w:val="pt_PT" w:bidi="pt_PT"/>
+        </w:rPr>
+        <w:t>caps. 1–6</w:t>
+      </w:r>
       <w:r>
         <w:rPr>
           <w:lang w:val="pt_PT" w:bidi="pt_PT"/>
         </w:rPr>
         <w:t>), Paulo descreve sua compreensão do serviço cristão. Sofrer por causa de Cristo é uma parte necessária do serviço (</w:t>
       </w:r>
-      <w:hyperlink r:id="rId28">
-        <w:r>
-          <w:rPr>
-            <w:lang w:val="pt_PT" w:bidi="pt_PT"/>
-          </w:rPr>
-          <w:rPr>
-            <w:color w:val="0000EE"/>
-            <w:u w:val="single"/>
-          </w:rPr>
-          <w:t>1.1–24</w:t>
-        </w:r>
-      </w:hyperlink>
+      <w:r>
+        <w:rPr>
+          <w:lang w:val="pt_PT" w:bidi="pt_PT"/>
+        </w:rPr>
+        <w:t>1.1–24</w:t>
+      </w:r>
       <w:r>
         <w:rPr>
           <w:lang w:val="pt_PT" w:bidi="pt_PT"/>
         </w:rPr>
         <w:t>), embora seja difícil suportar quando somos ofendidos por outros cristãos (</w:t>
       </w:r>
-      <w:hyperlink r:id="rId29">
-        <w:r>
-          <w:rPr>
-            <w:lang w:val="pt_PT" w:bidi="pt_PT"/>
-          </w:rPr>
-          <w:rPr>
-            <w:color w:val="0000EE"/>
-            <w:u w:val="single"/>
-          </w:rPr>
-          <w:t>2.1–17</w:t>
-        </w:r>
-      </w:hyperlink>
+      <w:r>
+        <w:rPr>
+          <w:lang w:val="pt_PT" w:bidi="pt_PT"/>
+        </w:rPr>
+        <w:t>2.1–17</w:t>
+      </w:r>
       <w:r>
         <w:rPr>
           <w:lang w:val="pt_PT" w:bidi="pt_PT"/>
         </w:rPr>
         <w:t>). A mensagem das boas-novas dá vida no Espírito e a salvação de Deus, substituindo a religião da antiga aliança, embora tenha continuidade com ela (</w:t>
       </w:r>
-      <w:hyperlink r:id="rId30">
-        <w:r>
-          <w:rPr>
-            <w:lang w:val="pt_PT" w:bidi="pt_PT"/>
-          </w:rPr>
-          <w:rPr>
-            <w:color w:val="0000EE"/>
-            <w:u w:val="single"/>
-          </w:rPr>
-          <w:t>3.1–18</w:t>
-        </w:r>
-      </w:hyperlink>
+      <w:r>
+        <w:rPr>
+          <w:lang w:val="pt_PT" w:bidi="pt_PT"/>
+        </w:rPr>
+        <w:t>3.1–18</w:t>
+      </w:r>
       <w:r>
         <w:rPr>
           <w:lang w:val="pt_PT" w:bidi="pt_PT"/>
         </w:rPr>
         <w:t>). O poder da mensagem se manifesta através da fraqueza dos servos de Deus (</w:t>
       </w:r>
-      <w:hyperlink r:id="rId31">
-        <w:r>
-          <w:rPr>
-            <w:lang w:val="pt_PT" w:bidi="pt_PT"/>
-          </w:rPr>
-          <w:rPr>
-            <w:color w:val="0000EE"/>
-            <w:u w:val="single"/>
-          </w:rPr>
-          <w:t>4.1–18</w:t>
-        </w:r>
-      </w:hyperlink>
+      <w:r>
+        <w:rPr>
+          <w:lang w:val="pt_PT" w:bidi="pt_PT"/>
+        </w:rPr>
+        <w:t>4.1–18</w:t>
+      </w:r>
       <w:r>
         <w:rPr>
           <w:lang w:val="pt_PT" w:bidi="pt_PT"/>
         </w:rPr>
         <w:t>) e é centrada na morte do Filho de Deus, pela qual somos restaurados ao favor de Deus (</w:t>
       </w:r>
-      <w:hyperlink r:id="rId32">
-        <w:r>
-          <w:rPr>
-            <w:lang w:val="pt_PT" w:bidi="pt_PT"/>
-          </w:rPr>
-          <w:rPr>
-            <w:color w:val="0000EE"/>
-            <w:u w:val="single"/>
-          </w:rPr>
-          <w:t>5.1–21</w:t>
-        </w:r>
-      </w:hyperlink>
+      <w:r>
+        <w:rPr>
+          <w:lang w:val="pt_PT" w:bidi="pt_PT"/>
+        </w:rPr>
+        <w:t>5.1–21</w:t>
+      </w:r>
       <w:r>
         <w:rPr>
           <w:lang w:val="pt_PT" w:bidi="pt_PT"/>
         </w:rPr>
         <w:t>). A vida cristã é marcada pela devoção e dedicação que distinguem os crentes dos males do mundo (</w:t>
       </w:r>
-      <w:hyperlink r:id="rId33">
-        <w:r>
-          <w:rPr>
-            <w:lang w:val="pt_PT" w:bidi="pt_PT"/>
-          </w:rPr>
-          <w:rPr>
-            <w:color w:val="0000EE"/>
-            <w:u w:val="single"/>
-          </w:rPr>
-          <w:t>6.1–18</w:t>
-        </w:r>
-      </w:hyperlink>
+      <w:r>
+        <w:rPr>
+          <w:lang w:val="pt_PT" w:bidi="pt_PT"/>
+        </w:rPr>
+        <w:t>6.1–18</w:t>
+      </w:r>
       <w:r>
         <w:rPr>
           <w:lang w:val="pt_PT" w:bidi="pt_PT"/>
@@ -715,72 +589,48 @@
         </w:rPr>
         <w:t>Na segunda metade da carta (</w:t>
       </w:r>
-      <w:hyperlink r:id="rId34">
-        <w:r>
-          <w:rPr>
-            <w:lang w:val="pt_PT" w:bidi="pt_PT"/>
-          </w:rPr>
-          <w:rPr>
-            <w:color w:val="0000EE"/>
-            <w:u w:val="single"/>
-          </w:rPr>
-          <w:t>caps. 7–13</w:t>
-        </w:r>
-      </w:hyperlink>
+      <w:r>
+        <w:rPr>
+          <w:lang w:val="pt_PT" w:bidi="pt_PT"/>
+        </w:rPr>
+        <w:t>caps. 7–13</w:t>
+      </w:r>
       <w:r>
         <w:rPr>
           <w:lang w:val="pt_PT" w:bidi="pt_PT"/>
         </w:rPr>
         <w:t>), Paulo explica como ele veio a escrever suas cartas para Corinto (</w:t>
       </w:r>
-      <w:hyperlink r:id="rId35">
-        <w:r>
-          <w:rPr>
-            <w:lang w:val="pt_PT" w:bidi="pt_PT"/>
-          </w:rPr>
-          <w:rPr>
-            <w:color w:val="0000EE"/>
-            <w:u w:val="single"/>
-          </w:rPr>
-          <w:t>7.1–16</w:t>
-        </w:r>
-      </w:hyperlink>
+      <w:r>
+        <w:rPr>
+          <w:lang w:val="pt_PT" w:bidi="pt_PT"/>
+        </w:rPr>
+        <w:t>7.1–16</w:t>
+      </w:r>
       <w:r>
         <w:rPr>
           <w:lang w:val="pt_PT" w:bidi="pt_PT"/>
         </w:rPr>
         <w:t>), revela princípios de doação e administração ao discutir a coleta para a igreja de Jerusalém (</w:t>
       </w:r>
-      <w:hyperlink r:id="rId36">
-        <w:r>
-          <w:rPr>
-            <w:lang w:val="pt_PT" w:bidi="pt_PT"/>
-          </w:rPr>
-          <w:rPr>
-            <w:color w:val="0000EE"/>
-            <w:u w:val="single"/>
-          </w:rPr>
-          <w:t>8.1–9.15</w:t>
-        </w:r>
-      </w:hyperlink>
+      <w:r>
+        <w:rPr>
+          <w:lang w:val="pt_PT" w:bidi="pt_PT"/>
+        </w:rPr>
+        <w:t>8.1–9.15</w:t>
+      </w:r>
       <w:r>
         <w:rPr>
           <w:lang w:val="pt_PT" w:bidi="pt_PT"/>
         </w:rPr>
         <w:t>), e faz uma defesa vigorosa de seu trabalho apostólico contra aqueles que denegriram seu status por causa de suas fraquezas (</w:t>
       </w:r>
-      <w:hyperlink r:id="rId37">
-        <w:r>
-          <w:rPr>
-            <w:lang w:val="pt_PT" w:bidi="pt_PT"/>
-          </w:rPr>
-          <w:rPr>
-            <w:color w:val="0000EE"/>
-            <w:u w:val="single"/>
-          </w:rPr>
-          <w:t>caps. 10–13</w:t>
-        </w:r>
-      </w:hyperlink>
+      <w:r>
+        <w:rPr>
+          <w:lang w:val="pt_PT" w:bidi="pt_PT"/>
+        </w:rPr>
+        <w:t>caps. 10–13</w:t>
+      </w:r>
       <w:r>
         <w:rPr>
           <w:lang w:val="pt_PT" w:bidi="pt_PT"/>
@@ -812,18 +662,12 @@
         </w:rPr>
         <w:t xml:space="preserve">Ninguém desafiou seriamente a autoria de Paulo em 2 Coríntios. A única exceção é que </w:t>
       </w:r>
-      <w:hyperlink r:id="rId38">
-        <w:r>
-          <w:rPr>
-            <w:lang w:val="pt_PT" w:bidi="pt_PT"/>
-          </w:rPr>
-          <w:rPr>
-            <w:color w:val="0000EE"/>
-            <w:u w:val="single"/>
-          </w:rPr>
-          <w:t>6.14–7.1</w:t>
-        </w:r>
-      </w:hyperlink>
+      <w:r>
+        <w:rPr>
+          <w:lang w:val="pt_PT" w:bidi="pt_PT"/>
+        </w:rPr>
+        <w:t>6.14–7.1</w:t>
+      </w:r>
       <w:r>
         <w:rPr>
           <w:lang w:val="pt_PT" w:bidi="pt_PT"/>
@@ -855,18 +699,12 @@
         </w:rPr>
         <w:t xml:space="preserve">Durante sua estadia de dois a três anos em Éfeso (53~56 d.C.), Paulo escreveu 1 Coríntios e enviou para a igreja em Corinto pelas mãos de Timóteo (veja </w:t>
       </w:r>
-      <w:hyperlink r:id="rId39">
-        <w:r>
-          <w:rPr>
-            <w:lang w:val="pt_PT" w:bidi="pt_PT"/>
-          </w:rPr>
-          <w:rPr>
-            <w:color w:val="0000EE"/>
-            <w:u w:val="single"/>
-          </w:rPr>
-          <w:t>1Co 16.10–11</w:t>
-        </w:r>
-      </w:hyperlink>
+      <w:r>
+        <w:rPr>
+          <w:lang w:val="pt_PT" w:bidi="pt_PT"/>
+        </w:rPr>
+        <w:t>1Co 16.10–11</w:t>
+      </w:r>
       <w:r>
         <w:rPr>
           <w:lang w:val="pt_PT" w:bidi="pt_PT"/>
@@ -885,72 +723,48 @@
         </w:rPr>
         <w:t xml:space="preserve">). Aparentemente, 1 Coríntios não foi bem recebido, e alguns dos coríntios estavam agora questionando a autoridade apostólica de Paulo. Esta crise foi antecipada em </w:t>
       </w:r>
-      <w:hyperlink r:id="rId40">
-        <w:r>
-          <w:rPr>
-            <w:lang w:val="pt_PT" w:bidi="pt_PT"/>
-          </w:rPr>
-          <w:rPr>
-            <w:color w:val="0000EE"/>
-            <w:u w:val="single"/>
-          </w:rPr>
-          <w:t>1Co 4.18–21</w:t>
-        </w:r>
-      </w:hyperlink>
+      <w:r>
+        <w:rPr>
+          <w:lang w:val="pt_PT" w:bidi="pt_PT"/>
+        </w:rPr>
+        <w:t>1Co 4.18–21</w:t>
+      </w:r>
       <w:r>
         <w:rPr>
           <w:lang w:val="pt_PT" w:bidi="pt_PT"/>
         </w:rPr>
         <w:t>, mas o desafio se tornou mais vocal e agressivo. Assim, Paulo fez uma visita pessoal de Éfeso (</w:t>
       </w:r>
-      <w:hyperlink r:id="rId41">
-        <w:r>
-          <w:rPr>
-            <w:lang w:val="pt_PT" w:bidi="pt_PT"/>
-          </w:rPr>
-          <w:rPr>
-            <w:color w:val="0000EE"/>
-            <w:u w:val="single"/>
-          </w:rPr>
-          <w:t>2Co 2.1</w:t>
-        </w:r>
-      </w:hyperlink>
+      <w:r>
+        <w:rPr>
+          <w:lang w:val="pt_PT" w:bidi="pt_PT"/>
+        </w:rPr>
+        <w:t>2Co 2.1</w:t>
+      </w:r>
       <w:r>
         <w:rPr>
           <w:lang w:val="pt_PT" w:bidi="pt_PT"/>
         </w:rPr>
         <w:t>). Esta visita aparentemente não conseguiu atingir seu propósito, pois os opositores de Paulo aparentemente resistiram a ele. Humilhado diante da igreja e insultado por um membro proeminente, Paulo retornou a Éfeso em grande aflição. Ele então escreveu uma “carta severa” e a enviou com Tito para Corinto (</w:t>
       </w:r>
-      <w:hyperlink r:id="rId42">
-        <w:r>
-          <w:rPr>
-            <w:lang w:val="pt_PT" w:bidi="pt_PT"/>
-          </w:rPr>
-          <w:rPr>
-            <w:color w:val="0000EE"/>
-            <w:u w:val="single"/>
-          </w:rPr>
-          <w:t>2.3–13</w:t>
-        </w:r>
-      </w:hyperlink>
+      <w:r>
+        <w:rPr>
+          <w:lang w:val="pt_PT" w:bidi="pt_PT"/>
+        </w:rPr>
+        <w:t>2.3–13</w:t>
+      </w:r>
       <w:r>
         <w:rPr>
           <w:lang w:val="pt_PT" w:bidi="pt_PT"/>
         </w:rPr>
         <w:t>). Esta carta severa, que foi perdida, teve sucesso em finalmente levar os coríntios ao arrependimento (</w:t>
       </w:r>
-      <w:hyperlink r:id="rId43">
-        <w:r>
-          <w:rPr>
-            <w:lang w:val="pt_PT" w:bidi="pt_PT"/>
-          </w:rPr>
-          <w:rPr>
-            <w:color w:val="0000EE"/>
-            <w:u w:val="single"/>
-          </w:rPr>
-          <w:t>7.8–10</w:t>
-        </w:r>
-      </w:hyperlink>
+      <w:r>
+        <w:rPr>
+          <w:lang w:val="pt_PT" w:bidi="pt_PT"/>
+        </w:rPr>
+        <w:t>7.8–10</w:t>
+      </w:r>
       <w:r>
         <w:rPr>
           <w:lang w:val="pt_PT" w:bidi="pt_PT"/>
@@ -971,162 +785,108 @@
         </w:rPr>
         <w:t>Enquanto isso, Paulo deixou Éfeso após severas provações (</w:t>
       </w:r>
-      <w:hyperlink r:id="rId44">
-        <w:r>
-          <w:rPr>
-            <w:lang w:val="pt_PT" w:bidi="pt_PT"/>
-          </w:rPr>
-          <w:rPr>
-            <w:color w:val="0000EE"/>
-            <w:u w:val="single"/>
-          </w:rPr>
-          <w:t>At 19.23–41</w:t>
-        </w:r>
-      </w:hyperlink>
+      <w:r>
+        <w:rPr>
+          <w:lang w:val="pt_PT" w:bidi="pt_PT"/>
+        </w:rPr>
+        <w:t>At 19.23–41</w:t>
+      </w:r>
       <w:r>
         <w:rPr>
           <w:lang w:val="pt_PT" w:bidi="pt_PT"/>
         </w:rPr>
         <w:t xml:space="preserve">; cp. </w:t>
       </w:r>
-      <w:hyperlink r:id="rId45">
-        <w:r>
-          <w:rPr>
-            <w:lang w:val="pt_PT" w:bidi="pt_PT"/>
-          </w:rPr>
-          <w:rPr>
-            <w:color w:val="0000EE"/>
-            <w:u w:val="single"/>
-          </w:rPr>
-          <w:t>1.8–11</w:t>
-        </w:r>
-      </w:hyperlink>
+      <w:r>
+        <w:rPr>
+          <w:lang w:val="pt_PT" w:bidi="pt_PT"/>
+        </w:rPr>
+        <w:t>1.8–11</w:t>
+      </w:r>
       <w:r>
         <w:rPr>
           <w:lang w:val="pt_PT" w:bidi="pt_PT"/>
         </w:rPr>
         <w:t xml:space="preserve">; </w:t>
       </w:r>
-      <w:hyperlink r:id="rId46">
-        <w:r>
-          <w:rPr>
-            <w:lang w:val="pt_PT" w:bidi="pt_PT"/>
-          </w:rPr>
-          <w:rPr>
-            <w:color w:val="0000EE"/>
-            <w:u w:val="single"/>
-          </w:rPr>
-          <w:t>4.8–15</w:t>
-        </w:r>
-      </w:hyperlink>
+      <w:r>
+        <w:rPr>
+          <w:lang w:val="pt_PT" w:bidi="pt_PT"/>
+        </w:rPr>
+        <w:t>4.8–15</w:t>
+      </w:r>
       <w:r>
         <w:rPr>
           <w:lang w:val="pt_PT" w:bidi="pt_PT"/>
         </w:rPr>
         <w:t xml:space="preserve">; </w:t>
       </w:r>
-      <w:hyperlink r:id="rId47">
-        <w:r>
-          <w:rPr>
-            <w:lang w:val="pt_PT" w:bidi="pt_PT"/>
-          </w:rPr>
-          <w:rPr>
-            <w:color w:val="0000EE"/>
-            <w:u w:val="single"/>
-          </w:rPr>
-          <w:t>6.4–10</w:t>
-        </w:r>
-      </w:hyperlink>
+      <w:r>
+        <w:rPr>
+          <w:lang w:val="pt_PT" w:bidi="pt_PT"/>
+        </w:rPr>
+        <w:t>6.4–10</w:t>
+      </w:r>
       <w:r>
         <w:rPr>
           <w:lang w:val="pt_PT" w:bidi="pt_PT"/>
         </w:rPr>
         <w:t>) e viajou para a Macedônia (</w:t>
       </w:r>
-      <w:hyperlink r:id="rId48">
-        <w:r>
-          <w:rPr>
-            <w:lang w:val="pt_PT" w:bidi="pt_PT"/>
-          </w:rPr>
-          <w:rPr>
-            <w:color w:val="0000EE"/>
-            <w:u w:val="single"/>
-          </w:rPr>
-          <w:t>At 20.1</w:t>
-        </w:r>
-      </w:hyperlink>
+      <w:r>
+        <w:rPr>
+          <w:lang w:val="pt_PT" w:bidi="pt_PT"/>
+        </w:rPr>
+        <w:t>At 20.1</w:t>
+      </w:r>
       <w:r>
         <w:rPr>
           <w:lang w:val="pt_PT" w:bidi="pt_PT"/>
         </w:rPr>
         <w:t>). Na Macedônia, Paulo encontrou Tito, que havia chegado de Corinto, e Tito deu a Paulo um relatório muito encorajador sobre a situação lá (</w:t>
       </w:r>
-      <w:hyperlink r:id="rId49">
-        <w:r>
-          <w:rPr>
-            <w:lang w:val="pt_PT" w:bidi="pt_PT"/>
-          </w:rPr>
-          <w:rPr>
-            <w:color w:val="0000EE"/>
-            <w:u w:val="single"/>
-          </w:rPr>
-          <w:t>2Co 7.5–7</w:t>
-        </w:r>
-      </w:hyperlink>
+      <w:r>
+        <w:rPr>
+          <w:lang w:val="pt_PT" w:bidi="pt_PT"/>
+        </w:rPr>
+        <w:t>2Co 7.5–7</w:t>
+      </w:r>
       <w:r>
         <w:rPr>
           <w:lang w:val="pt_PT" w:bidi="pt_PT"/>
         </w:rPr>
         <w:t>). Em resposta a esse relatório, Paulo escreveu 2 Coríntios (por volta de 56 d.C.) e enviou de volta a Corinto com Tito (</w:t>
       </w:r>
-      <w:hyperlink r:id="rId50">
-        <w:r>
-          <w:rPr>
-            <w:lang w:val="pt_PT" w:bidi="pt_PT"/>
-          </w:rPr>
-          <w:rPr>
-            <w:color w:val="0000EE"/>
-            <w:u w:val="single"/>
-          </w:rPr>
-          <w:t>8.6</w:t>
-        </w:r>
-      </w:hyperlink>
+      <w:r>
+        <w:rPr>
+          <w:lang w:val="pt_PT" w:bidi="pt_PT"/>
+        </w:rPr>
+        <w:t>8.6</w:t>
+      </w:r>
       <w:r>
         <w:rPr>
           <w:lang w:val="pt_PT" w:bidi="pt_PT"/>
         </w:rPr>
         <w:t>,</w:t>
       </w:r>
-      <w:hyperlink r:id="rId51">
-        <w:r>
-          <w:rPr>
-            <w:lang w:val="pt_PT" w:bidi="pt_PT"/>
-          </w:rPr>
-          <w:rPr>
-            <w:color w:val="0000EE"/>
-            <w:u w:val="single"/>
-          </w:rPr>
-          <w:t>16–19</w:t>
-        </w:r>
-      </w:hyperlink>
+      <w:r>
+        <w:rPr>
+          <w:lang w:val="pt_PT" w:bidi="pt_PT"/>
+        </w:rPr>
+        <w:t>16–19</w:t>
+      </w:r>
       <w:r>
         <w:rPr>
           <w:lang w:val="pt_PT" w:bidi="pt_PT"/>
         </w:rPr>
         <w:t xml:space="preserve">). Paulo então viajou para Corinto, onde passou três meses (veja </w:t>
       </w:r>
-      <w:hyperlink r:id="rId52">
-        <w:r>
-          <w:rPr>
-            <w:lang w:val="pt_PT" w:bidi="pt_PT"/>
-          </w:rPr>
-          <w:rPr>
-            <w:color w:val="0000EE"/>
-            <w:u w:val="single"/>
-          </w:rPr>
-          <w:t>At 20.1–3</w:t>
-        </w:r>
-      </w:hyperlink>
+      <w:r>
+        <w:rPr>
+          <w:lang w:val="pt_PT" w:bidi="pt_PT"/>
+        </w:rPr>
+        <w:t>At 20.1–3</w:t>
+      </w:r>
       <w:r>
         <w:rPr>
           <w:lang w:val="pt_PT" w:bidi="pt_PT"/>
@@ -1172,126 +932,84 @@
         </w:rPr>
         <w:t xml:space="preserve">O conteúdo de </w:t>
       </w:r>
-      <w:hyperlink r:id="rId38">
-        <w:r>
-          <w:rPr>
-            <w:lang w:val="pt_PT" w:bidi="pt_PT"/>
-          </w:rPr>
-          <w:rPr>
-            <w:color w:val="0000EE"/>
-            <w:u w:val="single"/>
-          </w:rPr>
-          <w:t>2 Coríntios 6.14–7.1</w:t>
-        </w:r>
-      </w:hyperlink>
+      <w:r>
+        <w:rPr>
+          <w:lang w:val="pt_PT" w:bidi="pt_PT"/>
+        </w:rPr>
+        <w:t>2 Coríntios 6.14–7.1</w:t>
+      </w:r>
       <w:r>
         <w:rPr>
           <w:lang w:val="pt_PT" w:bidi="pt_PT"/>
         </w:rPr>
         <w:t xml:space="preserve">. Em </w:t>
       </w:r>
-      <w:hyperlink r:id="rId53">
-        <w:r>
-          <w:rPr>
-            <w:lang w:val="pt_PT" w:bidi="pt_PT"/>
-          </w:rPr>
-          <w:rPr>
-            <w:color w:val="0000EE"/>
-            <w:u w:val="single"/>
-          </w:rPr>
-          <w:t>1 Coríntios 5.9</w:t>
-        </w:r>
-      </w:hyperlink>
+      <w:r>
+        <w:rPr>
+          <w:lang w:val="pt_PT" w:bidi="pt_PT"/>
+        </w:rPr>
+        <w:t>1 Coríntios 5.9</w:t>
+      </w:r>
       <w:r>
         <w:rPr>
           <w:lang w:val="pt_PT" w:bidi="pt_PT"/>
         </w:rPr>
         <w:t xml:space="preserve">, Paulo menciona uma carta que ele havia enviado anteriormente a Corinto tratando da questão de associar-se com pessoas imorais. Embora esta carta tenha se perdido, alguns estudiosos acreditam que pelo menos parte dela está preservada em </w:t>
       </w:r>
-      <w:hyperlink r:id="rId38">
-        <w:r>
-          <w:rPr>
-            <w:lang w:val="pt_PT" w:bidi="pt_PT"/>
-          </w:rPr>
-          <w:rPr>
-            <w:color w:val="0000EE"/>
-            <w:u w:val="single"/>
-          </w:rPr>
-          <w:t>2 Coríntios 6.14–7.1</w:t>
-        </w:r>
-      </w:hyperlink>
+      <w:r>
+        <w:rPr>
+          <w:lang w:val="pt_PT" w:bidi="pt_PT"/>
+        </w:rPr>
+        <w:t>2 Coríntios 6.14–7.1</w:t>
+      </w:r>
       <w:r>
         <w:rPr>
           <w:lang w:val="pt_PT" w:bidi="pt_PT"/>
         </w:rPr>
         <w:t xml:space="preserve">, que aborda o mesmo assunto. Se </w:t>
       </w:r>
-      <w:hyperlink r:id="rId38">
-        <w:r>
-          <w:rPr>
-            <w:lang w:val="pt_PT" w:bidi="pt_PT"/>
-          </w:rPr>
-          <w:rPr>
-            <w:color w:val="0000EE"/>
-            <w:u w:val="single"/>
-          </w:rPr>
-          <w:t>6.14–7.1</w:t>
-        </w:r>
-      </w:hyperlink>
+      <w:r>
+        <w:rPr>
+          <w:lang w:val="pt_PT" w:bidi="pt_PT"/>
+        </w:rPr>
+        <w:t>6.14–7.1</w:t>
+      </w:r>
       <w:r>
         <w:rPr>
           <w:lang w:val="pt_PT" w:bidi="pt_PT"/>
         </w:rPr>
         <w:t xml:space="preserve"> for um fragmento dessa carta anterior, isso pode explicar por que esta seção parece estar inserida na discussão, que de outra forma fluiria naturalmente de </w:t>
       </w:r>
-      <w:hyperlink r:id="rId23">
-        <w:r>
-          <w:rPr>
-            <w:lang w:val="pt_PT" w:bidi="pt_PT"/>
-          </w:rPr>
-          <w:rPr>
-            <w:color w:val="0000EE"/>
-            <w:u w:val="single"/>
-          </w:rPr>
-          <w:t>6.13</w:t>
-        </w:r>
-      </w:hyperlink>
+      <w:r>
+        <w:rPr>
+          <w:lang w:val="pt_PT" w:bidi="pt_PT"/>
+        </w:rPr>
+        <w:t>6.13</w:t>
+      </w:r>
       <w:r>
         <w:rPr>
           <w:lang w:val="pt_PT" w:bidi="pt_PT"/>
         </w:rPr>
         <w:t xml:space="preserve"> diretamente para </w:t>
       </w:r>
-      <w:hyperlink r:id="rId54">
-        <w:r>
-          <w:rPr>
-            <w:lang w:val="pt_PT" w:bidi="pt_PT"/>
-          </w:rPr>
-          <w:rPr>
-            <w:color w:val="0000EE"/>
-            <w:u w:val="single"/>
-          </w:rPr>
-          <w:t>7.2</w:t>
-        </w:r>
-      </w:hyperlink>
+      <w:r>
+        <w:rPr>
+          <w:lang w:val="pt_PT" w:bidi="pt_PT"/>
+        </w:rPr>
+        <w:t>7.2</w:t>
+      </w:r>
       <w:r>
         <w:rPr>
           <w:lang w:val="pt_PT" w:bidi="pt_PT"/>
         </w:rPr>
         <w:t xml:space="preserve">. Por outro lado, Paulo frequentemente fazia digressões ao escrever suas cartas, então também é possível que </w:t>
       </w:r>
-      <w:hyperlink r:id="rId38">
-        <w:r>
-          <w:rPr>
-            <w:lang w:val="pt_PT" w:bidi="pt_PT"/>
-          </w:rPr>
-          <w:rPr>
-            <w:color w:val="0000EE"/>
-            <w:u w:val="single"/>
-          </w:rPr>
-          <w:t>6.14–7.1</w:t>
-        </w:r>
-      </w:hyperlink>
+      <w:r>
+        <w:rPr>
+          <w:lang w:val="pt_PT" w:bidi="pt_PT"/>
+        </w:rPr>
+        <w:t>6.14–7.1</w:t>
+      </w:r>
       <w:r>
         <w:rPr>
           <w:lang w:val="pt_PT" w:bidi="pt_PT"/>
@@ -1312,270 +1030,180 @@
         </w:rPr>
         <w:t xml:space="preserve">O conteúdo de </w:t>
       </w:r>
-      <w:hyperlink r:id="rId37">
-        <w:r>
-          <w:rPr>
-            <w:lang w:val="pt_PT" w:bidi="pt_PT"/>
-          </w:rPr>
-          <w:rPr>
-            <w:color w:val="0000EE"/>
-            <w:u w:val="single"/>
-          </w:rPr>
-          <w:t>2 Cor 10.1–13.14</w:t>
-        </w:r>
-      </w:hyperlink>
+      <w:r>
+        <w:rPr>
+          <w:lang w:val="pt_PT" w:bidi="pt_PT"/>
+        </w:rPr>
+        <w:t>2 Cor 10.1–13.14</w:t>
+      </w:r>
       <w:r>
         <w:rPr>
           <w:lang w:val="pt_PT" w:bidi="pt_PT"/>
         </w:rPr>
         <w:t xml:space="preserve">. Os últimos quatro capítulos de 2 Coríntios são um enigma. O tom desses capítulos é indignado e irônico. Alguns os veem como parte da “carta severa” de Paulo (veja </w:t>
       </w:r>
-      <w:hyperlink r:id="rId55">
-        <w:r>
-          <w:rPr>
-            <w:lang w:val="pt_PT" w:bidi="pt_PT"/>
-          </w:rPr>
-          <w:rPr>
-            <w:color w:val="0000EE"/>
-            <w:u w:val="single"/>
-          </w:rPr>
-          <w:t>7.8</w:t>
-        </w:r>
-      </w:hyperlink>
+      <w:r>
+        <w:rPr>
+          <w:lang w:val="pt_PT" w:bidi="pt_PT"/>
+        </w:rPr>
+        <w:t>7.8</w:t>
+      </w:r>
       <w:r>
         <w:rPr>
           <w:lang w:val="pt_PT" w:bidi="pt_PT"/>
         </w:rPr>
         <w:t>); mas isso não é provável, já que os Coríntios responderam à sua carta severa com arrependimento (</w:t>
       </w:r>
-      <w:hyperlink r:id="rId56">
-        <w:r>
-          <w:rPr>
-            <w:lang w:val="pt_PT" w:bidi="pt_PT"/>
-          </w:rPr>
-          <w:rPr>
-            <w:color w:val="0000EE"/>
-            <w:u w:val="single"/>
-          </w:rPr>
-          <w:t>7.9</w:t>
-        </w:r>
-      </w:hyperlink>
+      <w:r>
+        <w:rPr>
+          <w:lang w:val="pt_PT" w:bidi="pt_PT"/>
+        </w:rPr>
+        <w:t>7.9</w:t>
+      </w:r>
       <w:r>
         <w:rPr>
           <w:lang w:val="pt_PT" w:bidi="pt_PT"/>
         </w:rPr>
         <w:t xml:space="preserve">). Faz mais sentido considerar </w:t>
       </w:r>
-      <w:hyperlink r:id="rId37">
-        <w:r>
-          <w:rPr>
-            <w:lang w:val="pt_PT" w:bidi="pt_PT"/>
-          </w:rPr>
-          <w:rPr>
-            <w:color w:val="0000EE"/>
-            <w:u w:val="single"/>
-          </w:rPr>
-          <w:t>os capítulos 10–13</w:t>
-        </w:r>
-      </w:hyperlink>
+      <w:r>
+        <w:rPr>
+          <w:lang w:val="pt_PT" w:bidi="pt_PT"/>
+        </w:rPr>
+        <w:t>os capítulos 10–13</w:t>
+      </w:r>
       <w:r>
         <w:rPr>
           <w:lang w:val="pt_PT" w:bidi="pt_PT"/>
         </w:rPr>
         <w:t xml:space="preserve"> como sendo escritos depois dos </w:t>
       </w:r>
-      <w:hyperlink r:id="rId57">
-        <w:r>
-          <w:rPr>
-            <w:lang w:val="pt_PT" w:bidi="pt_PT"/>
-          </w:rPr>
-          <w:rPr>
-            <w:color w:val="0000EE"/>
-            <w:u w:val="single"/>
-          </w:rPr>
-          <w:t>capítulos 1–9</w:t>
-        </w:r>
-      </w:hyperlink>
+      <w:r>
+        <w:rPr>
+          <w:lang w:val="pt_PT" w:bidi="pt_PT"/>
+        </w:rPr>
+        <w:t>capítulos 1–9</w:t>
+      </w:r>
       <w:r>
         <w:rPr>
           <w:lang w:val="pt_PT" w:bidi="pt_PT"/>
         </w:rPr>
         <w:t xml:space="preserve"> em resposta a uma nova situação que surgiu após a chegada de falsos mestres a Corinto (cp. </w:t>
       </w:r>
-      <w:hyperlink r:id="rId58">
-        <w:r>
-          <w:rPr>
-            <w:lang w:val="pt_PT" w:bidi="pt_PT"/>
-          </w:rPr>
-          <w:rPr>
-            <w:color w:val="0000EE"/>
-            <w:u w:val="single"/>
-          </w:rPr>
-          <w:t>11.4</w:t>
-        </w:r>
-      </w:hyperlink>
+      <w:r>
+        <w:rPr>
+          <w:lang w:val="pt_PT" w:bidi="pt_PT"/>
+        </w:rPr>
+        <w:t>11.4</w:t>
+      </w:r>
       <w:r>
         <w:rPr>
           <w:lang w:val="pt_PT" w:bidi="pt_PT"/>
         </w:rPr>
         <w:t xml:space="preserve">, </w:t>
       </w:r>
-      <w:hyperlink r:id="rId59">
-        <w:r>
-          <w:rPr>
-            <w:lang w:val="pt_PT" w:bidi="pt_PT"/>
-          </w:rPr>
-          <w:rPr>
-            <w:color w:val="0000EE"/>
-            <w:u w:val="single"/>
-          </w:rPr>
-          <w:t>12–15</w:t>
-        </w:r>
-      </w:hyperlink>
+      <w:r>
+        <w:rPr>
+          <w:lang w:val="pt_PT" w:bidi="pt_PT"/>
+        </w:rPr>
+        <w:t>12–15</w:t>
+      </w:r>
       <w:r>
         <w:rPr>
           <w:lang w:val="pt_PT" w:bidi="pt_PT"/>
         </w:rPr>
         <w:t xml:space="preserve">). Os Coríntios receberam calorosamente esses mestres, que rapidamente reabriram velhas feridas e insinuaram que Paulo não era um verdadeiro apóstolo nem mesmo um Cristão de fato (veja </w:t>
       </w:r>
-      <w:hyperlink r:id="rId60">
-        <w:r>
-          <w:rPr>
-            <w:lang w:val="pt_PT" w:bidi="pt_PT"/>
-          </w:rPr>
-          <w:rPr>
-            <w:color w:val="0000EE"/>
-            <w:u w:val="single"/>
-          </w:rPr>
-          <w:t>10.7</w:t>
-        </w:r>
-      </w:hyperlink>
+      <w:r>
+        <w:rPr>
+          <w:lang w:val="pt_PT" w:bidi="pt_PT"/>
+        </w:rPr>
+        <w:t>10.7</w:t>
+      </w:r>
       <w:r>
         <w:rPr>
           <w:lang w:val="pt_PT" w:bidi="pt_PT"/>
         </w:rPr>
         <w:t>,</w:t>
       </w:r>
-      <w:hyperlink r:id="rId61">
-        <w:r>
-          <w:rPr>
-            <w:lang w:val="pt_PT" w:bidi="pt_PT"/>
-          </w:rPr>
-          <w:rPr>
-            <w:color w:val="0000EE"/>
-            <w:u w:val="single"/>
-          </w:rPr>
-          <w:t>10</w:t>
-        </w:r>
-      </w:hyperlink>
+      <w:r>
+        <w:rPr>
+          <w:lang w:val="pt_PT" w:bidi="pt_PT"/>
+        </w:rPr>
+        <w:t>10</w:t>
+      </w:r>
       <w:r>
         <w:rPr>
           <w:lang w:val="pt_PT" w:bidi="pt_PT"/>
         </w:rPr>
         <w:t xml:space="preserve">; </w:t>
       </w:r>
-      <w:hyperlink r:id="rId62">
-        <w:r>
-          <w:rPr>
-            <w:lang w:val="pt_PT" w:bidi="pt_PT"/>
-          </w:rPr>
-          <w:rPr>
-            <w:color w:val="0000EE"/>
-            <w:u w:val="single"/>
-          </w:rPr>
-          <w:t>11.5</w:t>
-        </w:r>
-      </w:hyperlink>
+      <w:r>
+        <w:rPr>
+          <w:lang w:val="pt_PT" w:bidi="pt_PT"/>
+        </w:rPr>
+        <w:t>11.5</w:t>
+      </w:r>
       <w:r>
         <w:rPr>
           <w:lang w:val="pt_PT" w:bidi="pt_PT"/>
         </w:rPr>
         <w:t xml:space="preserve">; </w:t>
       </w:r>
-      <w:hyperlink r:id="rId63">
-        <w:r>
-          <w:rPr>
-            <w:lang w:val="pt_PT" w:bidi="pt_PT"/>
-          </w:rPr>
-          <w:rPr>
-            <w:color w:val="0000EE"/>
-            <w:u w:val="single"/>
-          </w:rPr>
-          <w:t>12.11</w:t>
-        </w:r>
-      </w:hyperlink>
+      <w:r>
+        <w:rPr>
+          <w:lang w:val="pt_PT" w:bidi="pt_PT"/>
+        </w:rPr>
+        <w:t>12.11</w:t>
+      </w:r>
       <w:r>
         <w:rPr>
           <w:lang w:val="pt_PT" w:bidi="pt_PT"/>
         </w:rPr>
         <w:t xml:space="preserve">). Quando Paulo percebeu o perigo, ele escreveu uma nota contundente cheia de ironia, crítica, ridicularização e autodefesa. No coração dos </w:t>
       </w:r>
-      <w:hyperlink r:id="rId37">
-        <w:r>
-          <w:rPr>
-            <w:lang w:val="pt_PT" w:bidi="pt_PT"/>
-          </w:rPr>
-          <w:rPr>
-            <w:color w:val="0000EE"/>
-            <w:u w:val="single"/>
-          </w:rPr>
-          <w:t>capítulos 10–13</w:t>
-        </w:r>
-      </w:hyperlink>
+      <w:r>
+        <w:rPr>
+          <w:lang w:val="pt_PT" w:bidi="pt_PT"/>
+        </w:rPr>
+        <w:t>capítulos 10–13</w:t>
+      </w:r>
       <w:r>
         <w:rPr>
           <w:lang w:val="pt_PT" w:bidi="pt_PT"/>
         </w:rPr>
         <w:t xml:space="preserve"> está o “Discurso do Tolo” de Paulo (</w:t>
       </w:r>
-      <w:hyperlink r:id="rId64">
-        <w:r>
-          <w:rPr>
-            <w:lang w:val="pt_PT" w:bidi="pt_PT"/>
-          </w:rPr>
-          <w:rPr>
-            <w:color w:val="0000EE"/>
-            <w:u w:val="single"/>
-          </w:rPr>
-          <w:t>11.16–12.10</w:t>
-        </w:r>
-      </w:hyperlink>
+      <w:r>
+        <w:rPr>
+          <w:lang w:val="pt_PT" w:bidi="pt_PT"/>
+        </w:rPr>
+        <w:t>11.16–12.10</w:t>
+      </w:r>
       <w:r>
         <w:rPr>
           <w:lang w:val="pt_PT" w:bidi="pt_PT"/>
         </w:rPr>
         <w:t>), no qual ele recorre à vanglória porque a necessidade o obriga (</w:t>
       </w:r>
-      <w:hyperlink r:id="rId65">
-        <w:r>
-          <w:rPr>
-            <w:lang w:val="pt_PT" w:bidi="pt_PT"/>
-          </w:rPr>
-          <w:rPr>
-            <w:color w:val="0000EE"/>
-            <w:u w:val="single"/>
-          </w:rPr>
-          <w:t>11.1</w:t>
-        </w:r>
-      </w:hyperlink>
+      <w:r>
+        <w:rPr>
+          <w:lang w:val="pt_PT" w:bidi="pt_PT"/>
+        </w:rPr>
+        <w:t>11.1</w:t>
+      </w:r>
       <w:r>
         <w:rPr>
           <w:lang w:val="pt_PT" w:bidi="pt_PT"/>
         </w:rPr>
         <w:t>,</w:t>
       </w:r>
-      <w:hyperlink r:id="rId66">
-        <w:r>
-          <w:rPr>
-            <w:lang w:val="pt_PT" w:bidi="pt_PT"/>
-          </w:rPr>
-          <w:rPr>
-            <w:color w:val="0000EE"/>
-            <w:u w:val="single"/>
-          </w:rPr>
-          <w:t>16–17</w:t>
-        </w:r>
-      </w:hyperlink>
+      <w:r>
+        <w:rPr>
+          <w:lang w:val="pt_PT" w:bidi="pt_PT"/>
+        </w:rPr>
+        <w:t>16–17</w:t>
+      </w:r>
       <w:r>
         <w:rPr>
           <w:lang w:val="pt_PT" w:bidi="pt_PT"/>
@@ -1596,36 +1224,24 @@
         </w:rPr>
         <w:t xml:space="preserve">Não podemos afirmar se as palavras preservadas nos </w:t>
       </w:r>
-      <w:hyperlink r:id="rId37">
-        <w:r>
-          <w:rPr>
-            <w:lang w:val="pt_PT" w:bidi="pt_PT"/>
-          </w:rPr>
-          <w:rPr>
-            <w:color w:val="0000EE"/>
-            <w:u w:val="single"/>
-          </w:rPr>
-          <w:t>capítulos 10–13</w:t>
-        </w:r>
-      </w:hyperlink>
+      <w:r>
+        <w:rPr>
+          <w:lang w:val="pt_PT" w:bidi="pt_PT"/>
+        </w:rPr>
+        <w:t>capítulos 10–13</w:t>
+      </w:r>
       <w:r>
         <w:rPr>
           <w:lang w:val="pt_PT" w:bidi="pt_PT"/>
         </w:rPr>
         <w:t xml:space="preserve"> conseguiram afastar essas ameaças e defender mais uma vez a posição apostólica de Paulo em Corinto. Paulo deu seguimento a esta carta com uma visita quando foi à Grécia (</w:t>
       </w:r>
-      <w:hyperlink r:id="rId67">
-        <w:r>
-          <w:rPr>
-            <w:lang w:val="pt_PT" w:bidi="pt_PT"/>
-          </w:rPr>
-          <w:rPr>
-            <w:color w:val="0000EE"/>
-            <w:u w:val="single"/>
-          </w:rPr>
-          <w:t>At 20.2</w:t>
-        </w:r>
-      </w:hyperlink>
+      <w:r>
+        <w:rPr>
+          <w:lang w:val="pt_PT" w:bidi="pt_PT"/>
+        </w:rPr>
+        <w:t>At 20.2</w:t>
+      </w:r>
       <w:r>
         <w:rPr>
           <w:lang w:val="pt_PT" w:bidi="pt_PT"/>
@@ -1684,54 +1300,36 @@
         </w:rPr>
         <w:t>A descrição da obra de um ministro. A primeira metade da carta (</w:t>
       </w:r>
-      <w:hyperlink r:id="rId68">
-        <w:r>
-          <w:rPr>
-            <w:lang w:val="pt_PT" w:bidi="pt_PT"/>
-          </w:rPr>
-          <w:rPr>
-            <w:color w:val="0000EE"/>
-            <w:u w:val="single"/>
-          </w:rPr>
-          <w:t>1.1–7.16</w:t>
-        </w:r>
-      </w:hyperlink>
+      <w:r>
+        <w:rPr>
+          <w:lang w:val="pt_PT" w:bidi="pt_PT"/>
+        </w:rPr>
+        <w:t>1.1–7.16</w:t>
+      </w:r>
       <w:r>
         <w:rPr>
           <w:lang w:val="pt_PT" w:bidi="pt_PT"/>
         </w:rPr>
         <w:t>) explica e descreve as responsabilidades e privilégios de um líder. A mensagem das boas-novas é nova (</w:t>
       </w:r>
-      <w:hyperlink r:id="rId30">
-        <w:r>
-          <w:rPr>
-            <w:lang w:val="pt_PT" w:bidi="pt_PT"/>
-          </w:rPr>
-          <w:rPr>
-            <w:color w:val="0000EE"/>
-            <w:u w:val="single"/>
-          </w:rPr>
-          <w:t>3.1–18</w:t>
-        </w:r>
-      </w:hyperlink>
+      <w:r>
+        <w:rPr>
+          <w:lang w:val="pt_PT" w:bidi="pt_PT"/>
+        </w:rPr>
+        <w:t>3.1–18</w:t>
+      </w:r>
       <w:r>
         <w:rPr>
           <w:lang w:val="pt_PT" w:bidi="pt_PT"/>
         </w:rPr>
         <w:t>) e deve ser validada pelo estilo de vida daqueles que a proclamam. E as boas-novas trazem reconciliação (</w:t>
       </w:r>
-      <w:hyperlink r:id="rId32">
-        <w:r>
-          <w:rPr>
-            <w:lang w:val="pt_PT" w:bidi="pt_PT"/>
-          </w:rPr>
-          <w:rPr>
-            <w:color w:val="0000EE"/>
-            <w:u w:val="single"/>
-          </w:rPr>
-          <w:t>5.1–21</w:t>
-        </w:r>
-      </w:hyperlink>
+      <w:r>
+        <w:rPr>
+          <w:lang w:val="pt_PT" w:bidi="pt_PT"/>
+        </w:rPr>
+        <w:t>5.1–21</w:t>
+      </w:r>
       <w:r>
         <w:rPr>
           <w:lang w:val="pt_PT" w:bidi="pt_PT"/>
@@ -1752,72 +1350,48 @@
         </w:rPr>
         <w:t xml:space="preserve">O coração das boas-novas. </w:t>
       </w:r>
-      <w:hyperlink r:id="rId32">
-        <w:r>
-          <w:rPr>
-            <w:lang w:val="pt_PT" w:bidi="pt_PT"/>
-          </w:rPr>
-          <w:rPr>
-            <w:color w:val="0000EE"/>
-            <w:u w:val="single"/>
-          </w:rPr>
-          <w:t>Capítulo 5</w:t>
-        </w:r>
-      </w:hyperlink>
+      <w:r>
+        <w:rPr>
+          <w:lang w:val="pt_PT" w:bidi="pt_PT"/>
+        </w:rPr>
+        <w:t>Capítulo 5</w:t>
+      </w:r>
       <w:r>
         <w:rPr>
           <w:lang w:val="pt_PT" w:bidi="pt_PT"/>
         </w:rPr>
         <w:t xml:space="preserve"> contém um dos relatos mais completos da mensagem central de Paulo (</w:t>
       </w:r>
-      <w:hyperlink r:id="rId69">
-        <w:r>
-          <w:rPr>
-            <w:lang w:val="pt_PT" w:bidi="pt_PT"/>
-          </w:rPr>
-          <w:rPr>
-            <w:color w:val="0000EE"/>
-            <w:u w:val="single"/>
-          </w:rPr>
-          <w:t>5.18–21</w:t>
-        </w:r>
-      </w:hyperlink>
+      <w:r>
+        <w:rPr>
+          <w:lang w:val="pt_PT" w:bidi="pt_PT"/>
+        </w:rPr>
+        <w:t>5.18–21</w:t>
+      </w:r>
       <w:r>
         <w:rPr>
           <w:lang w:val="pt_PT" w:bidi="pt_PT"/>
         </w:rPr>
         <w:t>). Paulo já havia dito aos coríntios que ele veio pregando Cristo crucificado (</w:t>
       </w:r>
-      <w:hyperlink r:id="rId70">
-        <w:r>
-          <w:rPr>
-            <w:lang w:val="pt_PT" w:bidi="pt_PT"/>
-          </w:rPr>
-          <w:rPr>
-            <w:color w:val="0000EE"/>
-            <w:u w:val="single"/>
-          </w:rPr>
-          <w:t>1Co 1.18–2.2</w:t>
-        </w:r>
-      </w:hyperlink>
+      <w:r>
+        <w:rPr>
+          <w:lang w:val="pt_PT" w:bidi="pt_PT"/>
+        </w:rPr>
+        <w:t>1Co 1.18–2.2</w:t>
+      </w:r>
       <w:r>
         <w:rPr>
           <w:lang w:val="pt_PT" w:bidi="pt_PT"/>
         </w:rPr>
         <w:t>). Agora ele explica como essa mensagem deve ser aplicada à luz da situação atual: As pessoas estão em desarmonia com Deus por causa do pecado, então Deus agiu em resposta à necessidade humana. Deus em Cristo lidou com o problema do pecado e da alienação tornando-se humano e levando nosso pecado sobre si na cruz. Através de Cristo, somos restaurados a um relacionamento de paz e aceitação com Deus. Somos instados a nos reconciliar com Deus (</w:t>
       </w:r>
-      <w:hyperlink r:id="rId71">
-        <w:r>
-          <w:rPr>
-            <w:lang w:val="pt_PT" w:bidi="pt_PT"/>
-          </w:rPr>
-          <w:rPr>
-            <w:color w:val="0000EE"/>
-            <w:u w:val="single"/>
-          </w:rPr>
-          <w:t>2Co 5.20</w:t>
-        </w:r>
-      </w:hyperlink>
+      <w:r>
+        <w:rPr>
+          <w:lang w:val="pt_PT" w:bidi="pt_PT"/>
+        </w:rPr>
+        <w:t>2Co 5.20</w:t>
+      </w:r>
       <w:r>
         <w:rPr>
           <w:lang w:val="pt_PT" w:bidi="pt_PT"/>
@@ -1838,36 +1412,24 @@
         </w:rPr>
         <w:t>O Chamado para uma vida santa. Ao longo desta carta, há um chamado para uma vida santa. As duas imagens principais são da igreja como um templo (</w:t>
       </w:r>
-      <w:hyperlink r:id="rId38">
-        <w:r>
-          <w:rPr>
-            <w:lang w:val="pt_PT" w:bidi="pt_PT"/>
-          </w:rPr>
-          <w:rPr>
-            <w:color w:val="0000EE"/>
-            <w:u w:val="single"/>
-          </w:rPr>
-          <w:t>6.14–7.1</w:t>
-        </w:r>
-      </w:hyperlink>
+      <w:r>
+        <w:rPr>
+          <w:lang w:val="pt_PT" w:bidi="pt_PT"/>
+        </w:rPr>
+        <w:t>6.14–7.1</w:t>
+      </w:r>
       <w:r>
         <w:rPr>
           <w:lang w:val="pt_PT" w:bidi="pt_PT"/>
         </w:rPr>
         <w:t>) e como uma noiva (</w:t>
       </w:r>
-      <w:hyperlink r:id="rId72">
-        <w:r>
-          <w:rPr>
-            <w:lang w:val="pt_PT" w:bidi="pt_PT"/>
-          </w:rPr>
-          <w:rPr>
-            <w:color w:val="0000EE"/>
-            <w:u w:val="single"/>
-          </w:rPr>
-          <w:t>11.2</w:t>
-        </w:r>
-      </w:hyperlink>
+      <w:r>
+        <w:rPr>
+          <w:lang w:val="pt_PT" w:bidi="pt_PT"/>
+        </w:rPr>
+        <w:t>11.2</w:t>
+      </w:r>
       <w:r>
         <w:rPr>
           <w:lang w:val="pt_PT" w:bidi="pt_PT"/>
@@ -1888,36 +1450,24 @@
         </w:rPr>
         <w:t>A necessidade de doação generosa. Dois longos capítulos (</w:t>
       </w:r>
-      <w:hyperlink r:id="rId36">
-        <w:r>
-          <w:rPr>
-            <w:lang w:val="pt_PT" w:bidi="pt_PT"/>
-          </w:rPr>
-          <w:rPr>
-            <w:color w:val="0000EE"/>
-            <w:u w:val="single"/>
-          </w:rPr>
-          <w:t>8.1–9.15</w:t>
-        </w:r>
-      </w:hyperlink>
+      <w:r>
+        <w:rPr>
+          <w:lang w:val="pt_PT" w:bidi="pt_PT"/>
+        </w:rPr>
+        <w:t>8.1–9.15</w:t>
+      </w:r>
       <w:r>
         <w:rPr>
           <w:lang w:val="pt_PT" w:bidi="pt_PT"/>
         </w:rPr>
         <w:t>) são dedicados a este único tema. Aqueles que estão em conflito em Corinto precisam considerar as necessidades dos outros, especialmente dos crentes judeus empobrecidos em Jerusalém. O Senhor Jesus Cristo encarnado é nosso modelo supremo de doação sacrificial (</w:t>
       </w:r>
-      <w:hyperlink r:id="rId73">
-        <w:r>
-          <w:rPr>
-            <w:lang w:val="pt_PT" w:bidi="pt_PT"/>
-          </w:rPr>
-          <w:rPr>
-            <w:color w:val="0000EE"/>
-            <w:u w:val="single"/>
-          </w:rPr>
-          <w:t>8.9</w:t>
-        </w:r>
-      </w:hyperlink>
+      <w:r>
+        <w:rPr>
+          <w:lang w:val="pt_PT" w:bidi="pt_PT"/>
+        </w:rPr>
+        <w:t>8.9</w:t>
+      </w:r>
       <w:r>
         <w:rPr>
           <w:lang w:val="pt_PT" w:bidi="pt_PT"/>
